--- a/capitulos/42_Capitulo_42.docx
+++ b/capitulos/42_Capitulo_42.docx
@@ -710,7 +710,7 @@
           <w:color w:val="1C1C20"/>
           <w:sz w:val="22"/>
         </w:rPr>
-        <w:t>En la trinchera intermedia, donde un grupo de acechadores con dagas venenosas intentaba infiltrarse hacia la enfermería, Natsuki Subaru libraba su propia batalla.</w:t>
+        <w:t>En la trinchera intermedia, donde un grupo de acechadores con dagas venenosas intentaba infiltrarse hacia la enfermería, Natsuki libraba su propia batalla.</w:t>
       </w:r>
     </w:p>
     <w:p>
@@ -724,7 +724,7 @@
           <w:color w:val="1C1C20"/>
           <w:sz w:val="22"/>
         </w:rPr>
-        <w:t>Subaru ya no era el chico tembloroso que dependía de la suerte para sobrevivir.</w:t>
+        <w:t>Natsuki ya no era el chico tembloroso que dependía de la suerte para sobrevivir.</w:t>
       </w:r>
     </w:p>
     <w:p>
@@ -738,7 +738,7 @@
           <w:color w:val="1C1C20"/>
           <w:sz w:val="22"/>
         </w:rPr>
-        <w:t>Al ver cómo dos alimañas se lanzaban contra una cadete herida que era trasladada en camilla, algo dentro del pecho de Subaru hizo combustión. Apretó los dientes con una furia indomable nacida del deseo visceral de no volver a perder a nadie frente a sus ojos.</w:t>
+        <w:t>Al ver cómo dos alimañas se lanzaban contra una cadete herida que era trasladada en camilla, algo dentro del pecho de Natsuki hizo combustión. Apretó los dientes con una furia indomable nacida del deseo visceral de no volver a perder a nadie frente a sus ojos.</w:t>
       </w:r>
     </w:p>
     <w:p>
@@ -780,7 +780,7 @@
           <w:color w:val="1C1C20"/>
           <w:sz w:val="22"/>
         </w:rPr>
-        <w:t>El primer Skaven le lanzó una estocada envenenada; Subaru leyó el movimiento en el aire con un instinto sobrenatural, ladeó el cuello esquivando el filo por milímetros y, con un giro explosivo de cadera, clavó su daga corta en la base del cráneo de la criatura.</w:t>
+        <w:t>El primer Skaven le lanzó una estocada envenenada; Natsuki leyó el movimiento en el aire con un instinto sobrenatural, ladeó el cuello esquivando el filo por milímetros y, con un giro explosivo de cadera, clavó su daga corta en la base del cráneo de la criatura.</w:t>
       </w:r>
     </w:p>
     <w:p>
@@ -808,7 +808,7 @@
           <w:color w:val="1C1C20"/>
           <w:sz w:val="22"/>
         </w:rPr>
-        <w:t>—¡No pasarán sobre mis amigos! —gritó Subaru, con los ojos inyectados en sangre y su aura plateada ardiendo con una densidad que rivalizaba con los mejores guerreros de la vanguardia.</w:t>
+        <w:t>—¡No pasarán sobre mis amigos! —gritó Natsuki, con los ojos inyectados en sangre y su aura plateada ardiendo con una densidad que rivalizaba con los mejores guerreros de la vanguardia.</w:t>
       </w:r>
     </w:p>
     <w:p>
